--- a/livrables/lecons/stoicisme/2026-09-24_lecon-stoicisme_16_exercices-spirituels-hadot.docx
+++ b/livrables/lecons/stoicisme/2026-09-24_lecon-stoicisme_16_exercices-spirituels-hadot.docx
@@ -182,7 +182,7 @@
           <w:sz w:val="22"/>
           <w:szCs w:val="22"/>
         </w:rPr>
-        <w:t xml:space="preserve">Exercices spirituels et philosophie antique (1981, réédition augmentée 2002, Albin Michel)</w:t>
+        <w:t xml:space="preserve">Exercices spirituels et philosophie antique (Études augustiniennes, 1981 ; nouvelle éd. Albin Michel, 2002)</w:t>
       </w:r>
     </w:p>
     <w:p>
@@ -253,7 +253,18 @@
           <w:sz w:val="22"/>
           <w:szCs w:val="22"/>
         </w:rPr>
-        <w:t xml:space="preserve">Vers la fin de sa vie, Hadot estimait que l'épicurisme et le stoïcisme nourrissaient sa propre existence. Son travail a influencé directement Michel Foucault, qui a développé la notion de « souci de soi » en s'appuyant notamment sur ses analyses.</w:t>
+        <w:t xml:space="preserve">Vers la fin de sa vie, Hadot estimait que l'épicurisme et le stoïcisme nourrissaient sa propre existence « and that of modern society » — la page joint les deux. Son travail a influencé directement Michel Foucault, qui a développé la notion de « souci de soi » en s'appuyant notamment sur ses analyses.</w:t>
+      </w:r>
+      <w:r>
+        <w:rPr>
+          <w:rFonts w:ascii="Times New Roman" w:cs="Times New Roman" w:eastAsia="Times New Roman" w:hAnsi="Times New Roman"/>
+          <w:i/>
+          <w:iCs/>
+          <w:color w:val="6B7280"/>
+          <w:sz w:val="20"/>
+          <w:szCs w:val="20"/>
+        </w:rPr>
+        <w:t xml:space="preserve"> [Corrigé le 24/09/2026 : la leçon s'arrêtait à « sa propre existence » ; la page écrit « Hadot felt that Epicureanism and Stoicism nourished his life and that of modern society ». Et « souci de soi » n'est pas sur cette page : elle dit seulement l'influence sur Foucault « in the second and third volumes of his History of Sexuality ».]</w:t>
       </w:r>
     </w:p>
     <w:p>
@@ -314,7 +325,7 @@
           <w:sz w:val="22"/>
           <w:szCs w:val="22"/>
         </w:rPr>
-        <w:t xml:space="preserve">Hadot soutient que le choix d'un mode de vie est au commencement de la philosophie antique — et non comme conséquence accessoire. (Synthèse d'après l'IEP, article Hadot — non vérifiable mot à mot en français)</w:t>
+        <w:t xml:space="preserve">Hadot soutient que le choix d'un mode de vie est au commencement de la philosophie antique — et non comme conséquence accessoire. (Synthèse d'après Matthew Sharpe, article « Pierre Hadot » de l'Internet Encyclopedia of Philosophy — non vérifiable mot à mot en français)</w:t>
       </w:r>
     </w:p>
     <w:p>
@@ -399,7 +410,18 @@
           <w:sz w:val="22"/>
           <w:szCs w:val="22"/>
         </w:rPr>
-        <w:t xml:space="preserve">Hadot regroupe les exercices stoïciens en trois grandes catégories (d'après son analyse des trois disciplines stoïciennes — désir, action, assentiment — dont il repère la convergence avec les quatre vertus) :</w:t>
+        <w:t xml:space="preserve">Le tableau ci-dessous range en trois colonnes des exercices qui viennent de deux sources distinctes, et le classement lui-même est de cette leçon. La liste des exercices est celle que Hadot tient de Philon d'Alexandrie, telle que Matthew Sharpe la rapporte : d'un côté « reading, listening, dialogue, inquiry, and research », de l'autre « practices of attention (prosoche), meditations (meletai), memorizations of dogmata, self-mastery (enkrateia), the therapy of the passions, the remembrance of good things, the accomplishment of duties, and the cultivation of indifference towards indifferent things ». La colonne « Exercices actifs » et sa correspondance avec les trois disciplines sont, elles, l'argument d'Anitra Russell (Modern Stoicism) : « Hadot's three types of active exercises correspond perfectly to Epictetus' three areas of Stoic practice » — et elle précise que « Hadot does not elaborate in this essay on the background or origin of those exercises ». Trois catégories, donc, mais pas de Hadot :</w:t>
+      </w:r>
+      <w:r>
+        <w:rPr>
+          <w:rFonts w:ascii="Times New Roman" w:cs="Times New Roman" w:eastAsia="Times New Roman" w:hAnsi="Times New Roman"/>
+          <w:i/>
+          <w:iCs/>
+          <w:color w:val="6B7280"/>
+          <w:sz w:val="20"/>
+          <w:szCs w:val="20"/>
+        </w:rPr>
+        <w:t xml:space="preserve"> [Corrigé le 24/09/2026 : la leçon écrivait « Hadot regroupe les exercices stoïciens en trois grandes catégories (d'après son analyse des trois disciplines stoïciennes … dont il repère la convergence avec les quatre vertus) ». Les pages rouvertes ne portent pas ce classement : « categor » compte 0 occurrence sur l'article de Modern Stoicism et « three » 0 sur l'article de l'IEP consacré à Hadot, dont la liste est en DEUX ensembles. Les exercices sont réels, le rangement en trois est de la leçon, et la correspondance avec les trois disciplines est d'Anitra Russell — qui écrit explicitement que Hadot ne l'élabore pas.]</w:t>
       </w:r>
     </w:p>
     <w:p>
@@ -639,7 +661,18 @@
           <w:sz w:val="22"/>
           <w:szCs w:val="22"/>
         </w:rPr>
-        <w:t xml:space="preserve">Pour Marc Aurèle (Méditations, Livre VI, d'après le texte MIT), cette attention est ce qui permet, après chaque perturbation, de revenir rapidement à soi-même et de ne pas rester désaccordé plus longtemps que dure la contrainte. (Reformulation du texte MIT, Livre VI — non citation de traducteur nommé)</w:t>
+        <w:t xml:space="preserve">Pour Marc Aurèle (Méditations VI.11, texte MIT lié en ressources : « quickly return to thyself and do not continue out of tune longer than the compulsion lasts »), cette attention est ce qui permet, après chaque perturbation, de revenir rapidement à soi-même et de ne pas rester désaccordé plus longtemps que dure la contrainte. (Reformulation du texte MIT, Livre VI — non citation de traducteur nommé)</w:t>
+      </w:r>
+      <w:r>
+        <w:rPr>
+          <w:rFonts w:ascii="Times New Roman" w:cs="Times New Roman" w:eastAsia="Times New Roman" w:hAnsi="Times New Roman"/>
+          <w:i/>
+          <w:iCs/>
+          <w:color w:val="6B7280"/>
+          <w:sz w:val="20"/>
+          <w:szCs w:val="20"/>
+        </w:rPr>
+        <w:t xml:space="preserve"> [Corrigé le 24/09/2026 : « Livre VI, d'après le texte MIT » — le Livre VI n'était pas dans les ressources de la leçon, qui ne portaient que le Livre II et la page d'index. Il a été ouvert le 24/09/2026 (HTTP 200), le passage est le 11e de ce livre, et il est désormais lié.]</w:t>
       </w:r>
     </w:p>
     <w:p>
@@ -728,7 +761,18 @@
           <w:sz w:val="22"/>
           <w:szCs w:val="22"/>
         </w:rPr>
-        <w:t xml:space="preserve">Marc Aurèle, Méditations, Livre II.11 (trad. G. Long, MIT) : nul ne perd d'autre vie que celle qu'il vit maintenant — seul le présent compte. (Style indirect — voir lien ci-dessous, Livre II, §11)</w:t>
+        <w:t xml:space="preserve">Marc Aurèle, Méditations II.14 (trad. G. Long, MIT) : nul ne perd d'autre vie que celle qu'il vit maintenant — seul le présent compte. (Style indirect — voir lien ci-dessous, Livre II, 14e passage)</w:t>
+      </w:r>
+      <w:r>
+        <w:rPr>
+          <w:rFonts w:ascii="Times New Roman" w:cs="Times New Roman" w:eastAsia="Times New Roman" w:hAnsi="Times New Roman"/>
+          <w:i/>
+          <w:iCs/>
+          <w:color w:val="6B7280"/>
+          <w:sz w:val="20"/>
+          <w:szCs w:val="20"/>
+        </w:rPr>
+        <w:t xml:space="preserve"> [Corrigé le 24/09/2026 : la leçon écrivait « Livre II.11 ». La page du MIT ne porte AUCUNE numérotation — zéro occurrence de « 11. », de « XI. » ou de « Section » — et le passage y est le 14e du livre, c'est-à-dire II.14 dans la numérotation courante de la traduction de George Long.]</w:t>
       </w:r>
     </w:p>
     <w:p>
@@ -745,7 +789,7 @@
             <w:szCs w:val="20"/>
             <w:u w:val="single"/>
           </w:rPr>
-          <w:t xml:space="preserve">Marc Aurèle, Méditations Livre II — texte intégral MIT (Livre II.11)</w:t>
+          <w:t xml:space="preserve">Marc Aurèle, Méditations Livre II — texte intégral MIT (le passage est le 14e du livre ; la page ne numérote pas ses sections)</w:t>
         </w:r>
       </w:hyperlink>
     </w:p>
@@ -808,7 +852,18 @@
           <w:sz w:val="22"/>
           <w:szCs w:val="22"/>
         </w:rPr>
-        <w:t xml:space="preserve">Elle a inspiré le renouveau du stoïcisme pratique (Modern Stoicism, Ryan Holiday, massimo Pigliucci) qui insiste sur les exercices concrets plutôt que sur la doctrine.</w:t>
+        <w:t xml:space="preserve">Elle a inspiré le renouveau du stoïcisme pratique (Modern Stoicism, Massimo Pigliucci) qui insiste sur les exercices concrets plutôt que sur la doctrine.</w:t>
+      </w:r>
+      <w:r>
+        <w:rPr>
+          <w:rFonts w:ascii="Times New Roman" w:cs="Times New Roman" w:eastAsia="Times New Roman" w:hAnsi="Times New Roman"/>
+          <w:i/>
+          <w:iCs/>
+          <w:color w:val="6B7280"/>
+          <w:sz w:val="20"/>
+          <w:szCs w:val="20"/>
+        </w:rPr>
+        <w:t xml:space="preserve"> [Corrigé le 24/09/2026 : « Ryan Holiday » ne figure sur aucune des huit pages ouvertes pour cette leçon — nom ajouté de mémoire, retiré. Et « massimo » portait une minuscule.]</w:t>
       </w:r>
     </w:p>
     <w:p>
@@ -1275,7 +1330,18 @@
           <w:sz w:val="22"/>
           <w:szCs w:val="22"/>
         </w:rPr>
-        <w:t xml:space="preserve">Marc Aurèle pratiquait régulièrement cet exercice. Dans les Méditations (Livre VI, d'après le texte MIT), il insiste sur l'interconnexion de toutes choses et sur la nécessité de rapporter l'action au moment présent.</w:t>
+        <w:t xml:space="preserve">Marc Aurèle pratiquait régulièrement cet exercice. Dans les Méditations VI.38 (texte MIT), il écrit : « Frequently consider the connexion of all things in the universe and their relation to one another. »</w:t>
+      </w:r>
+      <w:r>
+        <w:rPr>
+          <w:rFonts w:ascii="Times New Roman" w:cs="Times New Roman" w:eastAsia="Times New Roman" w:hAnsi="Times New Roman"/>
+          <w:i/>
+          <w:iCs/>
+          <w:color w:val="6B7280"/>
+          <w:sz w:val="20"/>
+          <w:szCs w:val="20"/>
+        </w:rPr>
+        <w:t xml:space="preserve"> [Corrigé le 24/09/2026 : même livre non ouvert, même correction ; la phrase de Marc Aurèle remplace la reformulation, et la « nécessité de rapporter l'action au moment présent » est retirée — elle n'est pas dans ce passage.]</w:t>
       </w:r>
     </w:p>
     <w:p>
@@ -1552,7 +1618,7 @@
             <w:szCs w:val="22"/>
             <w:u w:val="single"/>
           </w:rPr>
-          <w:t xml:space="preserve">Pierre Hadot — Internet Encyclopedia of Philosophy (IEP)</w:t>
+          <w:t xml:space="preserve">Pierre Hadot — Matthew Sharpe, Internet Encyclopedia of Philosophy (IEP)</w:t>
         </w:r>
       </w:hyperlink>
     </w:p>
@@ -1640,7 +1706,7 @@
             <w:szCs w:val="22"/>
             <w:u w:val="single"/>
           </w:rPr>
-          <w:t xml:space="preserve">Marc Aurèle, Méditations — index MIT (traduction G. Long)</w:t>
+          <w:t xml:space="preserve">Marc Aurèle, Méditations — index MIT (traduction George Long ; page d'index de 538 caractères, elle ne sert qu'à établir le nom du traducteur)</w:t>
         </w:r>
       </w:hyperlink>
     </w:p>
@@ -1675,6 +1741,39 @@
         </w:numPr>
         <w:spacing w:after="80"/>
       </w:pPr>
+      <w:hyperlink w:history="1" r:id="rIdMeditationsLivreVI">
+        <w:r>
+          <w:rPr>
+            <w:rFonts w:ascii="Times New Roman" w:cs="Times New Roman" w:eastAsia="Times New Roman" w:hAnsi="Times New Roman"/>
+            <w:color w:val="1155CC"/>
+            <w:sz w:val="22"/>
+            <w:szCs w:val="22"/>
+            <w:u w:val="single"/>
+          </w:rPr>
+          <w:t xml:space="preserve">Marc Aurèle, Méditations Livre VI — texte intégral MIT (VI.11 la prosochè, VI.38 la connexion de toutes choses)</w:t>
+        </w:r>
+      </w:hyperlink>
+      <w:r>
+        <w:rPr>
+          <w:rFonts w:ascii="Times New Roman" w:cs="Times New Roman" w:eastAsia="Times New Roman" w:hAnsi="Times New Roman"/>
+          <w:i/>
+          <w:iCs/>
+          <w:color w:val="6B7280"/>
+          <w:sz w:val="20"/>
+          <w:szCs w:val="20"/>
+        </w:rPr>
+        <w:t xml:space="preserve"> [Ajouté le 24/09/2026]</w:t>
+      </w:r>
+    </w:p>
+    <w:p>
+      <w:pPr>
+        <w:pStyle w:val="ListParagraph"/>
+        <w:numPr>
+          <w:ilvl w:val="0"/>
+          <w:numId w:val="1"/>
+        </w:numPr>
+        <w:spacing w:after="80"/>
+      </w:pPr>
       <w:hyperlink w:history="1" r:id="rIdt4kmjl4o3puywshygu691">
         <w:r>
           <w:rPr>
@@ -1684,7 +1783,7 @@
             <w:szCs w:val="22"/>
             <w:u w:val="single"/>
           </w:rPr>
-          <w:t xml:space="preserve">Épictète, Enchiridion (Manuel) — texte intégral MIT</w:t>
+          <w:t xml:space="preserve">Épictète, Enchiridion (Manuel) — texte intégral MIT (lecture d'appui : aucune phrase de cette leçon n'en vient)</w:t>
         </w:r>
       </w:hyperlink>
     </w:p>
@@ -1706,7 +1805,7 @@
             <w:szCs w:val="22"/>
             <w:u w:val="single"/>
           </w:rPr>
-          <w:t xml:space="preserve">Exercices spirituels et philosophie antique — Internet Archive (Hadot, 1981/2002)</w:t>
+          <w:t xml:space="preserve">Exercices spirituels et philosophie antique — Internet Archive (Hadot ; scan téléversé par un compte privé, non consulté pour cette leçon : la référence bibliographique vaut, pas le contenu)</w:t>
         </w:r>
       </w:hyperlink>
     </w:p>
@@ -1765,6 +1864,185 @@
           <w:szCs w:val="22"/>
         </w:rPr>
         <w:t xml:space="preserve">Nous verrons comment la tradition chrétienne (surtout patristique) s'est approprié certains exercices et concepts stoïciens, où se situent les divergences fondamentales (Providence personnelle vs logos impersonnel, salut vs sagesse), et comment le stoïcisme a survécu et s'est transformé dans la culture occidentale post-antique.</w:t>
+      </w:r>
+    </w:p>
+    <w:p>
+      <w:pPr>
+        <w:pStyle w:val="Heading2"/>
+        <w:spacing w:after="80" w:before="240"/>
+      </w:pPr>
+      <w:r>
+        <w:rPr>
+          <w:rFonts w:ascii="Times New Roman" w:cs="Times New Roman" w:eastAsia="Times New Roman" w:hAnsi="Times New Roman"/>
+          <w:b/>
+          <w:bCs/>
+          <w:color w:val="1B3A6B"/>
+          <w:sz w:val="30"/>
+          <w:szCs w:val="30"/>
+        </w:rPr>
+        <w:t xml:space="preserve">📝 Journal des corrections</w:t>
+      </w:r>
+    </w:p>
+    <w:p>
+      <w:pPr>
+        <w:shd w:fill="F3F4F6" w:val="clear"/>
+        <w:spacing w:after="100" w:before="100"/>
+        <w:ind w:left="431" w:right="431"/>
+      </w:pPr>
+      <w:r>
+        <w:rPr>
+          <w:rFonts w:ascii="Times New Roman" w:cs="Times New Roman" w:eastAsia="Times New Roman" w:hAnsi="Times New Roman"/>
+          <w:i/>
+          <w:iCs/>
+          <w:color w:val="1B3A6B"/>
+          <w:sz w:val="22"/>
+          <w:szCs w:val="22"/>
+        </w:rPr>
+        <w:t xml:space="preserve">Corrigée le 24/09/2026. Les huit pages ont été rouvertes, une neuvième ouverte (Méditations Livre VI). Les formulations d'origine sont conservées ici, et seulement ici.</w:t>
+      </w:r>
+    </w:p>
+    <w:p>
+      <w:pPr>
+        <w:shd w:fill="F3F4F6" w:val="clear"/>
+        <w:spacing w:after="100" w:before="100"/>
+        <w:ind w:left="431" w:right="431"/>
+      </w:pPr>
+      <w:r>
+        <w:rPr>
+          <w:rFonts w:ascii="Times New Roman" w:cs="Times New Roman" w:eastAsia="Times New Roman" w:hAnsi="Times New Roman"/>
+          <w:i/>
+          <w:iCs/>
+          <w:color w:val="1B3A6B"/>
+          <w:sz w:val="22"/>
+          <w:szCs w:val="22"/>
+        </w:rPr>
+        <w:t xml:space="preserve">① « Hadot regroupe les exercices stoïciens en trois grandes catégories (d'après son analyse des trois disciplines stoïciennes — désir, action, assentiment — dont il repère la convergence avec les quatre vertus) » → ce classement n'est sur aucune page : 0 occurrence de « categor » chez Modern Stoicism, 0 de « three » à l'article IEP sur Hadot, dont la liste est en deux ensembles. La liste des exercices est celle de Philon rapportée par Matthew Sharpe ; la colonne « actifs » et sa correspondance avec les trois disciplines sont l'argument d'Anitra Russell, qui écrit que Hadot ne l'élabore pas. Le rangement en trois est déclaré comme étant de la leçon.</w:t>
+      </w:r>
+    </w:p>
+    <w:p>
+      <w:pPr>
+        <w:shd w:fill="F3F4F6" w:val="clear"/>
+        <w:spacing w:after="100" w:before="100"/>
+        <w:ind w:left="431" w:right="431"/>
+      </w:pPr>
+      <w:r>
+        <w:rPr>
+          <w:rFonts w:ascii="Times New Roman" w:cs="Times New Roman" w:eastAsia="Times New Roman" w:hAnsi="Times New Roman"/>
+          <w:i/>
+          <w:iCs/>
+          <w:color w:val="1B3A6B"/>
+          <w:sz w:val="22"/>
+          <w:szCs w:val="22"/>
+        </w:rPr>
+        <w:t xml:space="preserve">② « Marc Aurèle, Méditations, Livre II.11 » → la page du MIT ne numérote pas ses sections (0 « 11. », 0 « XI. », 0 « Section ») et le passage y est le 14e du livre : II.14 chez George Long.</w:t>
+      </w:r>
+    </w:p>
+    <w:p>
+      <w:pPr>
+        <w:shd w:fill="F3F4F6" w:val="clear"/>
+        <w:spacing w:after="100" w:before="100"/>
+        <w:ind w:left="431" w:right="431"/>
+      </w:pPr>
+      <w:r>
+        <w:rPr>
+          <w:rFonts w:ascii="Times New Roman" w:cs="Times New Roman" w:eastAsia="Times New Roman" w:hAnsi="Times New Roman"/>
+          <w:i/>
+          <w:iCs/>
+          <w:color w:val="1B3A6B"/>
+          <w:sz w:val="22"/>
+          <w:szCs w:val="22"/>
+        </w:rPr>
+        <w:t xml:space="preserve">③ « Méditations, Livre VI, d'après le texte MIT », deux fois, alors que les ressources ne portaient que le Livre II et l'index → le Livre VI a été ouvert (HTTP 200), lié, et les deux passages sont cités : VI.11 « quickly return to thyself… » et VI.38 « Frequently consider the connexion of all things… ». La « nécessité de rapporter l'action au moment présent », qui n'est pas dans VI.38, est retirée.</w:t>
+      </w:r>
+    </w:p>
+    <w:p>
+      <w:pPr>
+        <w:shd w:fill="F3F4F6" w:val="clear"/>
+        <w:spacing w:after="100" w:before="100"/>
+        <w:ind w:left="431" w:right="431"/>
+      </w:pPr>
+      <w:r>
+        <w:rPr>
+          <w:rFonts w:ascii="Times New Roman" w:cs="Times New Roman" w:eastAsia="Times New Roman" w:hAnsi="Times New Roman"/>
+          <w:i/>
+          <w:iCs/>
+          <w:color w:val="1B3A6B"/>
+          <w:sz w:val="22"/>
+          <w:szCs w:val="22"/>
+        </w:rPr>
+        <w:t xml:space="preserve">④ « Synthèse d'après l'IEP, article Hadot » → l'article est signé Matthew Sharpe (Deakin University). La leçon nommait Massimo Pigliucci pour l'autre article de la même encyclopédie : deux poids, deux mesures dans le même paragraphe.</w:t>
+      </w:r>
+    </w:p>
+    <w:p>
+      <w:pPr>
+        <w:shd w:fill="F3F4F6" w:val="clear"/>
+        <w:spacing w:after="100" w:before="100"/>
+        <w:ind w:left="431" w:right="431"/>
+      </w:pPr>
+      <w:r>
+        <w:rPr>
+          <w:rFonts w:ascii="Times New Roman" w:cs="Times New Roman" w:eastAsia="Times New Roman" w:hAnsi="Times New Roman"/>
+          <w:i/>
+          <w:iCs/>
+          <w:color w:val="1B3A6B"/>
+          <w:sz w:val="22"/>
+          <w:szCs w:val="22"/>
+        </w:rPr>
+        <w:t xml:space="preserve">⑤ « (Modern Stoicism, Ryan Holiday, massimo Pigliucci) » → Ryan Holiday ne figure sur aucune des huit pages ouvertes ; retiré.</w:t>
+      </w:r>
+    </w:p>
+    <w:p>
+      <w:pPr>
+        <w:shd w:fill="F3F4F6" w:val="clear"/>
+        <w:spacing w:after="100" w:before="100"/>
+        <w:ind w:left="431" w:right="431"/>
+      </w:pPr>
+      <w:r>
+        <w:rPr>
+          <w:rFonts w:ascii="Times New Roman" w:cs="Times New Roman" w:eastAsia="Times New Roman" w:hAnsi="Times New Roman"/>
+          <w:i/>
+          <w:iCs/>
+          <w:color w:val="1B3A6B"/>
+          <w:sz w:val="22"/>
+          <w:szCs w:val="22"/>
+        </w:rPr>
+        <w:t xml:space="preserve">⑥ « nourrissaient sa propre existence » → la page joint « and that of modern society ». Et « Exercices spirituels et philosophie antique (1981 … Albin Michel) » → l'édition de 1981 est aux Études augustiniennes ; Albin Michel n'entre qu'avec la nouvelle édition de 2002.</w:t>
+      </w:r>
+    </w:p>
+    <w:p>
+      <w:pPr>
+        <w:shd w:fill="F3F4F6" w:val="clear"/>
+        <w:spacing w:after="100" w:before="100"/>
+        <w:ind w:left="431" w:right="431"/>
+      </w:pPr>
+      <w:r>
+        <w:rPr>
+          <w:rFonts w:ascii="Times New Roman" w:cs="Times New Roman" w:eastAsia="Times New Roman" w:hAnsi="Times New Roman"/>
+          <w:i/>
+          <w:iCs/>
+          <w:color w:val="1B3A6B"/>
+          <w:sz w:val="22"/>
+          <w:szCs w:val="22"/>
+        </w:rPr>
+        <w:t xml:space="preserve">⑦ Trois lignes de ressources disent désormais ce qu'elles apportent : l'index MIT (538 caractères) ne donne que le nom du traducteur, l'Enchiridion n'irrigue aucune phrase, et le scan de l'Internet Archive n'a pas été consulté.</w:t>
+      </w:r>
+    </w:p>
+    <w:p>
+      <w:pPr>
+        <w:shd w:fill="F3F4F6" w:val="clear"/>
+        <w:spacing w:after="100" w:before="100"/>
+        <w:ind w:left="431" w:right="431"/>
+      </w:pPr>
+      <w:r>
+        <w:rPr>
+          <w:rFonts w:ascii="Times New Roman" w:cs="Times New Roman" w:eastAsia="Times New Roman" w:hAnsi="Times New Roman"/>
+          <w:i/>
+          <w:iCs/>
+          <w:color w:val="1B3A6B"/>
+          <w:sz w:val="22"/>
+          <w:szCs w:val="22"/>
+        </w:rPr>
+        <w:t xml:space="preserve">Vérifié et inchangé : toute la biographie de Hadot (21 février 1922 – 24 avril 2010, Collège de France en 1983, chaire d'Histoire de la pensée hellénistique et romaine, retraite en 1991), les quatre ouvrages et leurs éditeurs, la définition des exercices spirituels, l'article IEP Stoicism de Massimo Pigliucci et sa phrase sur Hadot (1998), et l'influence sur Foucault dans les deuxième et troisième volumes de l'Histoire de la sexualité.</w:t>
       </w:r>
     </w:p>
     <w:sectPr>
